--- a/Persona - Henry.docx
+++ b/Persona - Henry.docx
@@ -1621,6 +1621,314 @@
         <w:pStyle w:val="Normal"/>
         <w:bidi w:val="0"/>
         <w:jc w:val="start"/>
+        <w:rPr/>
+      </w:pPr>
+      <w:r>
+        <w:rPr/>
+      </w:r>
+    </w:p>
+    <w:tbl>
+      <w:tblPr>
+        <w:tblStyle w:val="TableGrid"/>
+        <w:tblW w:w="5000" w:type="pct"/>
+        <w:jc w:val="start"/>
+        <w:tblInd w:w="0" w:type="dxa"/>
+        <w:tblLayout w:type="fixed"/>
+        <w:tblCellMar>
+          <w:top w:w="0" w:type="dxa"/>
+          <w:start w:w="108" w:type="dxa"/>
+          <w:bottom w:w="0" w:type="dxa"/>
+          <w:end w:w="108" w:type="dxa"/>
+        </w:tblCellMar>
+        <w:tblLook w:firstRow="1" w:noVBand="1" w:lastRow="0" w:firstColumn="1" w:lastColumn="0" w:noHBand="0" w:val="04a0"/>
+      </w:tblPr>
+      <w:tblGrid>
+        <w:gridCol w:w="695"/>
+        <w:gridCol w:w="1342"/>
+        <w:gridCol w:w="1186"/>
+        <w:gridCol w:w="1635"/>
+        <w:gridCol w:w="1319"/>
+        <w:gridCol w:w="907"/>
+        <w:gridCol w:w="1614"/>
+        <w:gridCol w:w="940"/>
+      </w:tblGrid>
+      <w:tr>
+        <w:trPr>
+          <w:trHeight w:val="1686" w:hRule="atLeast"/>
+        </w:trPr>
+        <w:tc>
+          <w:tcPr>
+            <w:tcW w:w="695" w:type="dxa"/>
+            <w:tcBorders/>
+          </w:tcPr>
+          <w:p>
+            <w:pPr>
+              <w:pStyle w:val="Normal"/>
+              <w:widowControl/>
+              <w:spacing w:before="0" w:after="0"/>
+              <w:jc w:val="start"/>
+              <w:rPr>
+                <w:sz w:val="20"/>
+                <w:szCs w:val="20"/>
+              </w:rPr>
+            </w:pPr>
+            <w:r>
+              <w:rPr>
+                <w:sz w:val="20"/>
+                <w:szCs w:val="20"/>
+                <w:lang w:val="en-GB" w:bidi="ar-SA"/>
+              </w:rPr>
+              <w:t>S3</w:t>
+            </w:r>
+          </w:p>
+        </w:tc>
+        <w:tc>
+          <w:tcPr>
+            <w:tcW w:w="1342" w:type="dxa"/>
+            <w:tcBorders/>
+          </w:tcPr>
+          <w:p>
+            <w:pPr>
+              <w:pStyle w:val="Normal"/>
+              <w:widowControl/>
+              <w:spacing w:before="0" w:after="0"/>
+              <w:jc w:val="start"/>
+              <w:rPr>
+                <w:sz w:val="20"/>
+                <w:szCs w:val="20"/>
+              </w:rPr>
+            </w:pPr>
+            <w:r>
+              <w:rPr>
+                <w:sz w:val="20"/>
+                <w:szCs w:val="20"/>
+                <w:lang w:val="en-GB" w:bidi="ar-SA"/>
+              </w:rPr>
+              <w:t>Healthcare Professional feedback</w:t>
+            </w:r>
+          </w:p>
+        </w:tc>
+        <w:tc>
+          <w:tcPr>
+            <w:tcW w:w="1186" w:type="dxa"/>
+            <w:tcBorders/>
+          </w:tcPr>
+          <w:p>
+            <w:pPr>
+              <w:pStyle w:val="Normal"/>
+              <w:widowControl/>
+              <w:spacing w:before="0" w:after="0"/>
+              <w:jc w:val="start"/>
+              <w:rPr>
+                <w:sz w:val="20"/>
+                <w:szCs w:val="20"/>
+              </w:rPr>
+            </w:pPr>
+            <w:r>
+              <w:rPr>
+                <w:sz w:val="20"/>
+                <w:szCs w:val="20"/>
+                <w:lang w:val="en-GB" w:bidi="ar-SA"/>
+              </w:rPr>
+              <w:t>Provide feedback to patients</w:t>
+            </w:r>
+          </w:p>
+        </w:tc>
+        <w:tc>
+          <w:tcPr>
+            <w:tcW w:w="1635" w:type="dxa"/>
+            <w:tcBorders/>
+          </w:tcPr>
+          <w:p>
+            <w:pPr>
+              <w:pStyle w:val="Normal"/>
+              <w:widowControl/>
+              <w:spacing w:before="0" w:after="0"/>
+              <w:jc w:val="start"/>
+              <w:rPr>
+                <w:sz w:val="20"/>
+                <w:szCs w:val="20"/>
+              </w:rPr>
+            </w:pPr>
+            <w:r>
+              <w:rPr>
+                <w:sz w:val="20"/>
+                <w:szCs w:val="20"/>
+                <w:lang w:val="en-GB" w:bidi="ar-SA"/>
+              </w:rPr>
+              <w:t>As a healthcare professional monitoring patient</w:t>
+              <w:noBreakHyphen/>
+              <w:t>submitted health data, I want to send clear, personalised feedback directly through the app, so that patients understand their progress and know what actions to take next</w:t>
+            </w:r>
+          </w:p>
+        </w:tc>
+        <w:tc>
+          <w:tcPr>
+            <w:tcW w:w="1319" w:type="dxa"/>
+            <w:tcBorders/>
+          </w:tcPr>
+          <w:p>
+            <w:pPr>
+              <w:pStyle w:val="Normal"/>
+              <w:widowControl/>
+              <w:spacing w:before="0" w:after="0"/>
+              <w:jc w:val="start"/>
+              <w:rPr>
+                <w:sz w:val="20"/>
+                <w:szCs w:val="20"/>
+              </w:rPr>
+            </w:pPr>
+            <w:r>
+              <w:rPr>
+                <w:sz w:val="20"/>
+                <w:szCs w:val="20"/>
+                <w:lang w:val="en-GB" w:bidi="ar-SA"/>
+              </w:rPr>
+              <w:t>Given the healthcare professional is viewing a patient’s record when they enter a message and choose to send feedback then the system should successfully deliver the feedback to the patient</w:t>
+            </w:r>
+          </w:p>
+          <w:p>
+            <w:pPr>
+              <w:pStyle w:val="Normal"/>
+              <w:widowControl/>
+              <w:spacing w:before="0" w:after="0"/>
+              <w:jc w:val="start"/>
+              <w:rPr>
+                <w:sz w:val="20"/>
+                <w:szCs w:val="20"/>
+              </w:rPr>
+            </w:pPr>
+            <w:r>
+              <w:rPr>
+                <w:sz w:val="20"/>
+                <w:szCs w:val="20"/>
+                <w:lang w:val="en-GB" w:bidi="ar-SA"/>
+              </w:rPr>
+            </w:r>
+          </w:p>
+          <w:p>
+            <w:pPr>
+              <w:pStyle w:val="Normal"/>
+              <w:widowControl/>
+              <w:spacing w:before="0" w:after="0"/>
+              <w:jc w:val="start"/>
+              <w:rPr>
+                <w:sz w:val="20"/>
+                <w:szCs w:val="20"/>
+              </w:rPr>
+            </w:pPr>
+            <w:r>
+              <w:rPr>
+                <w:sz w:val="20"/>
+                <w:szCs w:val="20"/>
+                <w:lang w:val="en-GB" w:bidi="ar-SA"/>
+              </w:rPr>
+              <w:t>Given the patient has received new feedback when they open the feedback section in the app then the feedback should be displayed in a clear, readable format</w:t>
+            </w:r>
+          </w:p>
+          <w:p>
+            <w:pPr>
+              <w:pStyle w:val="Normal"/>
+              <w:widowControl/>
+              <w:spacing w:before="0" w:after="0"/>
+              <w:jc w:val="start"/>
+              <w:rPr>
+                <w:sz w:val="20"/>
+                <w:szCs w:val="20"/>
+              </w:rPr>
+            </w:pPr>
+            <w:r>
+              <w:rPr>
+                <w:sz w:val="20"/>
+                <w:szCs w:val="20"/>
+                <w:lang w:val="en-GB" w:bidi="ar-SA"/>
+              </w:rPr>
+            </w:r>
+          </w:p>
+        </w:tc>
+        <w:tc>
+          <w:tcPr>
+            <w:tcW w:w="907" w:type="dxa"/>
+            <w:tcBorders/>
+          </w:tcPr>
+          <w:p>
+            <w:pPr>
+              <w:pStyle w:val="Normal"/>
+              <w:widowControl/>
+              <w:spacing w:before="0" w:after="0"/>
+              <w:jc w:val="start"/>
+              <w:rPr>
+                <w:sz w:val="20"/>
+                <w:szCs w:val="20"/>
+              </w:rPr>
+            </w:pPr>
+            <w:r>
+              <w:rPr>
+                <w:sz w:val="20"/>
+                <w:szCs w:val="20"/>
+                <w:lang w:val="en-GB" w:bidi="ar-SA"/>
+              </w:rPr>
+              <w:t>Should</w:t>
+            </w:r>
+          </w:p>
+        </w:tc>
+        <w:tc>
+          <w:tcPr>
+            <w:tcW w:w="1614" w:type="dxa"/>
+            <w:tcBorders/>
+          </w:tcPr>
+          <w:p>
+            <w:pPr>
+              <w:pStyle w:val="Normal"/>
+              <w:widowControl/>
+              <w:spacing w:before="0" w:after="0"/>
+              <w:jc w:val="start"/>
+              <w:rPr>
+                <w:sz w:val="20"/>
+                <w:szCs w:val="20"/>
+              </w:rPr>
+            </w:pPr>
+            <w:r>
+              <w:rPr>
+                <w:sz w:val="20"/>
+                <w:szCs w:val="20"/>
+                <w:lang w:val="en-GB" w:bidi="ar-SA"/>
+              </w:rPr>
+              <w:t>The feedback feature enables clinicians to turn patient data into clear guidance, improving safety, supporting early intervention, and keeping patients engaged without requiring extra appointments.</w:t>
+            </w:r>
+          </w:p>
+        </w:tc>
+        <w:tc>
+          <w:tcPr>
+            <w:tcW w:w="940" w:type="dxa"/>
+            <w:tcBorders/>
+          </w:tcPr>
+          <w:p>
+            <w:pPr>
+              <w:pStyle w:val="Normal"/>
+              <w:widowControl/>
+              <w:spacing w:before="0" w:after="0"/>
+              <w:jc w:val="start"/>
+              <w:rPr>
+                <w:sz w:val="20"/>
+                <w:szCs w:val="20"/>
+              </w:rPr>
+            </w:pPr>
+            <w:r>
+              <w:rPr>
+                <w:sz w:val="20"/>
+                <w:szCs w:val="20"/>
+                <w:lang w:val="en-GB" w:bidi="ar-SA"/>
+              </w:rPr>
+              <w:t>Areeb</w:t>
+            </w:r>
+          </w:p>
+        </w:tc>
+      </w:tr>
+    </w:tbl>
+    <w:p>
+      <w:pPr>
+        <w:pStyle w:val="Normal"/>
         <w:rPr/>
       </w:pPr>
       <w:r>

--- a/Persona - Henry.docx
+++ b/Persona - Henry.docx
@@ -407,7 +407,1210 @@
               </w:rPr>
             </w:pPr>
             <w:r>
-              <w:rPr/>
+              <w:rPr>
+                <w:sz w:val="24"/>
+                <w:szCs w:val="24"/>
+                <w:lang w:val="en-GB" w:bidi="ar-SA"/>
+              </w:rPr>
+              <w:t>S1</w:t>
+            </w:r>
+          </w:p>
+        </w:tc>
+      </w:tr>
+    </w:tbl>
+    <w:p>
+      <w:pPr>
+        <w:pStyle w:val="Normal"/>
+        <w:bidi w:val="0"/>
+        <w:jc w:val="start"/>
+        <w:rPr/>
+      </w:pPr>
+      <w:r>
+        <w:rPr/>
+      </w:r>
+    </w:p>
+    <w:tbl>
+      <w:tblPr>
+        <w:tblStyle w:val="TableGrid"/>
+        <w:tblW w:w="5000" w:type="pct"/>
+        <w:jc w:val="start"/>
+        <w:tblInd w:w="0" w:type="dxa"/>
+        <w:tblLayout w:type="fixed"/>
+        <w:tblCellMar>
+          <w:top w:w="0" w:type="dxa"/>
+          <w:start w:w="108" w:type="dxa"/>
+          <w:bottom w:w="0" w:type="dxa"/>
+          <w:end w:w="108" w:type="dxa"/>
+        </w:tblCellMar>
+        <w:tblLook w:firstRow="1" w:noVBand="1" w:lastRow="0" w:firstColumn="1" w:lastColumn="0" w:noHBand="0" w:val="04a0"/>
+      </w:tblPr>
+      <w:tblGrid>
+        <w:gridCol w:w="694"/>
+        <w:gridCol w:w="1343"/>
+        <w:gridCol w:w="1185"/>
+        <w:gridCol w:w="1635"/>
+        <w:gridCol w:w="1319"/>
+        <w:gridCol w:w="907"/>
+        <w:gridCol w:w="1615"/>
+        <w:gridCol w:w="938"/>
+      </w:tblGrid>
+      <w:tr>
+        <w:trPr>
+          <w:trHeight w:val="1686" w:hRule="atLeast"/>
+        </w:trPr>
+        <w:tc>
+          <w:tcPr>
+            <w:tcW w:w="694" w:type="dxa"/>
+            <w:tcBorders/>
+          </w:tcPr>
+          <w:p>
+            <w:pPr>
+              <w:pStyle w:val="Normal"/>
+              <w:widowControl/>
+              <w:bidi w:val="0"/>
+              <w:spacing w:before="0" w:after="0"/>
+              <w:jc w:val="start"/>
+              <w:rPr>
+                <w:sz w:val="20"/>
+                <w:szCs w:val="20"/>
+              </w:rPr>
+            </w:pPr>
+            <w:r>
+              <w:rPr>
+                <w:sz w:val="20"/>
+                <w:szCs w:val="20"/>
+              </w:rPr>
+            </w:r>
+          </w:p>
+          <w:p>
+            <w:pPr>
+              <w:pStyle w:val="Normal"/>
+              <w:widowControl/>
+              <w:bidi w:val="0"/>
+              <w:spacing w:before="0" w:after="0"/>
+              <w:jc w:val="start"/>
+              <w:rPr>
+                <w:sz w:val="20"/>
+                <w:szCs w:val="20"/>
+              </w:rPr>
+            </w:pPr>
+            <w:r>
+              <w:rPr>
+                <w:sz w:val="20"/>
+                <w:szCs w:val="20"/>
+              </w:rPr>
+            </w:r>
+          </w:p>
+          <w:p>
+            <w:pPr>
+              <w:pStyle w:val="Normal"/>
+              <w:widowControl/>
+              <w:bidi w:val="0"/>
+              <w:spacing w:before="0" w:after="0"/>
+              <w:jc w:val="start"/>
+              <w:rPr>
+                <w:sz w:val="20"/>
+                <w:szCs w:val="20"/>
+              </w:rPr>
+            </w:pPr>
+            <w:r>
+              <w:rPr>
+                <w:sz w:val="20"/>
+                <w:szCs w:val="20"/>
+              </w:rPr>
+            </w:r>
+          </w:p>
+          <w:p>
+            <w:pPr>
+              <w:pStyle w:val="Normal"/>
+              <w:widowControl/>
+              <w:bidi w:val="0"/>
+              <w:spacing w:before="0" w:after="0"/>
+              <w:jc w:val="start"/>
+              <w:rPr>
+                <w:sz w:val="20"/>
+                <w:szCs w:val="20"/>
+              </w:rPr>
+            </w:pPr>
+            <w:r>
+              <w:rPr>
+                <w:sz w:val="20"/>
+                <w:szCs w:val="20"/>
+              </w:rPr>
+            </w:r>
+          </w:p>
+          <w:p>
+            <w:pPr>
+              <w:pStyle w:val="Normal"/>
+              <w:widowControl/>
+              <w:bidi w:val="0"/>
+              <w:spacing w:before="0" w:after="0"/>
+              <w:jc w:val="start"/>
+              <w:rPr>
+                <w:sz w:val="20"/>
+                <w:szCs w:val="20"/>
+              </w:rPr>
+            </w:pPr>
+            <w:r>
+              <w:rPr>
+                <w:sz w:val="20"/>
+                <w:szCs w:val="20"/>
+              </w:rPr>
+            </w:r>
+          </w:p>
+          <w:p>
+            <w:pPr>
+              <w:pStyle w:val="Normal"/>
+              <w:widowControl/>
+              <w:bidi w:val="0"/>
+              <w:spacing w:before="0" w:after="0"/>
+              <w:jc w:val="start"/>
+              <w:rPr>
+                <w:sz w:val="20"/>
+                <w:szCs w:val="20"/>
+              </w:rPr>
+            </w:pPr>
+            <w:r>
+              <w:rPr>
+                <w:sz w:val="20"/>
+                <w:szCs w:val="20"/>
+              </w:rPr>
+            </w:r>
+          </w:p>
+          <w:p>
+            <w:pPr>
+              <w:pStyle w:val="Normal"/>
+              <w:widowControl/>
+              <w:bidi w:val="0"/>
+              <w:spacing w:before="0" w:after="0"/>
+              <w:jc w:val="start"/>
+              <w:rPr>
+                <w:sz w:val="20"/>
+                <w:szCs w:val="20"/>
+              </w:rPr>
+            </w:pPr>
+            <w:r>
+              <w:rPr>
+                <w:sz w:val="20"/>
+                <w:szCs w:val="20"/>
+              </w:rPr>
+            </w:r>
+          </w:p>
+          <w:p>
+            <w:pPr>
+              <w:pStyle w:val="Normal"/>
+              <w:widowControl/>
+              <w:bidi w:val="0"/>
+              <w:spacing w:before="0" w:after="0"/>
+              <w:jc w:val="start"/>
+              <w:rPr>
+                <w:sz w:val="20"/>
+                <w:szCs w:val="20"/>
+              </w:rPr>
+            </w:pPr>
+            <w:r>
+              <w:rPr>
+                <w:sz w:val="20"/>
+                <w:szCs w:val="20"/>
+                <w:lang w:val="en-GB" w:bidi="ar-SA"/>
+              </w:rPr>
+              <w:t>S1</w:t>
+            </w:r>
+          </w:p>
+          <w:p>
+            <w:pPr>
+              <w:pStyle w:val="Normal"/>
+              <w:widowControl/>
+              <w:bidi w:val="0"/>
+              <w:spacing w:before="0" w:after="0"/>
+              <w:jc w:val="start"/>
+              <w:rPr>
+                <w:sz w:val="20"/>
+                <w:szCs w:val="20"/>
+              </w:rPr>
+            </w:pPr>
+            <w:r>
+              <w:rPr>
+                <w:sz w:val="20"/>
+                <w:szCs w:val="20"/>
+              </w:rPr>
+            </w:r>
+          </w:p>
+          <w:p>
+            <w:pPr>
+              <w:pStyle w:val="Normal"/>
+              <w:widowControl/>
+              <w:bidi w:val="0"/>
+              <w:spacing w:before="0" w:after="0"/>
+              <w:jc w:val="start"/>
+              <w:rPr>
+                <w:sz w:val="20"/>
+                <w:szCs w:val="20"/>
+              </w:rPr>
+            </w:pPr>
+            <w:r>
+              <w:rPr>
+                <w:sz w:val="20"/>
+                <w:szCs w:val="20"/>
+              </w:rPr>
+            </w:r>
+          </w:p>
+          <w:p>
+            <w:pPr>
+              <w:pStyle w:val="Normal"/>
+              <w:widowControl/>
+              <w:bidi w:val="0"/>
+              <w:spacing w:before="0" w:after="0"/>
+              <w:jc w:val="start"/>
+              <w:rPr>
+                <w:sz w:val="20"/>
+                <w:szCs w:val="20"/>
+              </w:rPr>
+            </w:pPr>
+            <w:r>
+              <w:rPr>
+                <w:sz w:val="20"/>
+                <w:szCs w:val="20"/>
+              </w:rPr>
+            </w:r>
+          </w:p>
+          <w:p>
+            <w:pPr>
+              <w:pStyle w:val="Normal"/>
+              <w:widowControl/>
+              <w:bidi w:val="0"/>
+              <w:spacing w:before="0" w:after="0"/>
+              <w:jc w:val="start"/>
+              <w:rPr>
+                <w:sz w:val="20"/>
+                <w:szCs w:val="20"/>
+              </w:rPr>
+            </w:pPr>
+            <w:r>
+              <w:rPr>
+                <w:sz w:val="20"/>
+                <w:szCs w:val="20"/>
+              </w:rPr>
+            </w:r>
+          </w:p>
+          <w:p>
+            <w:pPr>
+              <w:pStyle w:val="Normal"/>
+              <w:widowControl/>
+              <w:bidi w:val="0"/>
+              <w:spacing w:before="0" w:after="0"/>
+              <w:jc w:val="start"/>
+              <w:rPr>
+                <w:sz w:val="20"/>
+                <w:szCs w:val="20"/>
+              </w:rPr>
+            </w:pPr>
+            <w:r>
+              <w:rPr>
+                <w:sz w:val="20"/>
+                <w:szCs w:val="20"/>
+              </w:rPr>
+            </w:r>
+          </w:p>
+          <w:p>
+            <w:pPr>
+              <w:pStyle w:val="Normal"/>
+              <w:widowControl/>
+              <w:bidi w:val="0"/>
+              <w:spacing w:before="0" w:after="0"/>
+              <w:jc w:val="start"/>
+              <w:rPr>
+                <w:sz w:val="20"/>
+                <w:szCs w:val="20"/>
+              </w:rPr>
+            </w:pPr>
+            <w:r>
+              <w:rPr>
+                <w:sz w:val="20"/>
+                <w:szCs w:val="20"/>
+              </w:rPr>
+            </w:r>
+          </w:p>
+          <w:p>
+            <w:pPr>
+              <w:pStyle w:val="Normal"/>
+              <w:widowControl/>
+              <w:bidi w:val="0"/>
+              <w:spacing w:before="0" w:after="0"/>
+              <w:jc w:val="start"/>
+              <w:rPr>
+                <w:sz w:val="20"/>
+                <w:szCs w:val="20"/>
+              </w:rPr>
+            </w:pPr>
+            <w:r>
+              <w:rPr>
+                <w:sz w:val="20"/>
+                <w:szCs w:val="20"/>
+              </w:rPr>
+            </w:r>
+          </w:p>
+          <w:p>
+            <w:pPr>
+              <w:pStyle w:val="Normal"/>
+              <w:widowControl/>
+              <w:bidi w:val="0"/>
+              <w:spacing w:before="0" w:after="0"/>
+              <w:jc w:val="start"/>
+              <w:rPr>
+                <w:sz w:val="20"/>
+                <w:szCs w:val="20"/>
+              </w:rPr>
+            </w:pPr>
+            <w:r>
+              <w:rPr>
+                <w:sz w:val="20"/>
+                <w:szCs w:val="20"/>
+              </w:rPr>
+            </w:r>
+          </w:p>
+          <w:p>
+            <w:pPr>
+              <w:pStyle w:val="Normal"/>
+              <w:widowControl/>
+              <w:bidi w:val="0"/>
+              <w:spacing w:before="0" w:after="0"/>
+              <w:jc w:val="start"/>
+              <w:rPr>
+                <w:sz w:val="20"/>
+                <w:szCs w:val="20"/>
+              </w:rPr>
+            </w:pPr>
+            <w:r>
+              <w:rPr>
+                <w:sz w:val="20"/>
+                <w:szCs w:val="20"/>
+              </w:rPr>
+            </w:r>
+          </w:p>
+          <w:p>
+            <w:pPr>
+              <w:pStyle w:val="Normal"/>
+              <w:widowControl/>
+              <w:bidi w:val="0"/>
+              <w:spacing w:before="0" w:after="0"/>
+              <w:jc w:val="start"/>
+              <w:rPr>
+                <w:sz w:val="20"/>
+                <w:szCs w:val="20"/>
+              </w:rPr>
+            </w:pPr>
+            <w:r>
+              <w:rPr>
+                <w:sz w:val="20"/>
+                <w:szCs w:val="20"/>
+              </w:rPr>
+            </w:r>
+          </w:p>
+        </w:tc>
+        <w:tc>
+          <w:tcPr>
+            <w:tcW w:w="1343" w:type="dxa"/>
+            <w:tcBorders/>
+          </w:tcPr>
+          <w:p>
+            <w:pPr>
+              <w:pStyle w:val="Normal"/>
+              <w:widowControl/>
+              <w:bidi w:val="0"/>
+              <w:spacing w:before="0" w:after="0"/>
+              <w:jc w:val="start"/>
+              <w:rPr>
+                <w:sz w:val="20"/>
+                <w:szCs w:val="20"/>
+              </w:rPr>
+            </w:pPr>
+            <w:r>
+              <w:rPr>
+                <w:sz w:val="20"/>
+                <w:szCs w:val="20"/>
+              </w:rPr>
+            </w:r>
+          </w:p>
+          <w:p>
+            <w:pPr>
+              <w:pStyle w:val="Normal"/>
+              <w:widowControl/>
+              <w:bidi w:val="0"/>
+              <w:spacing w:before="0" w:after="0"/>
+              <w:jc w:val="start"/>
+              <w:rPr>
+                <w:sz w:val="20"/>
+                <w:szCs w:val="20"/>
+              </w:rPr>
+            </w:pPr>
+            <w:r>
+              <w:rPr>
+                <w:sz w:val="20"/>
+                <w:szCs w:val="20"/>
+              </w:rPr>
+            </w:r>
+          </w:p>
+          <w:p>
+            <w:pPr>
+              <w:pStyle w:val="Normal"/>
+              <w:widowControl/>
+              <w:bidi w:val="0"/>
+              <w:spacing w:before="0" w:after="0"/>
+              <w:jc w:val="start"/>
+              <w:rPr>
+                <w:sz w:val="20"/>
+                <w:szCs w:val="20"/>
+              </w:rPr>
+            </w:pPr>
+            <w:r>
+              <w:rPr>
+                <w:sz w:val="20"/>
+                <w:szCs w:val="20"/>
+                <w:lang w:val="en-GB" w:bidi="ar-SA"/>
+              </w:rPr>
+              <w:t>Health monitoring form</w:t>
+            </w:r>
+          </w:p>
+          <w:p>
+            <w:pPr>
+              <w:pStyle w:val="Normal"/>
+              <w:widowControl/>
+              <w:bidi w:val="0"/>
+              <w:spacing w:before="0" w:after="0"/>
+              <w:jc w:val="start"/>
+              <w:rPr>
+                <w:sz w:val="20"/>
+                <w:szCs w:val="20"/>
+              </w:rPr>
+            </w:pPr>
+            <w:r>
+              <w:rPr>
+                <w:sz w:val="20"/>
+                <w:szCs w:val="20"/>
+              </w:rPr>
+            </w:r>
+          </w:p>
+          <w:p>
+            <w:pPr>
+              <w:pStyle w:val="Normal"/>
+              <w:widowControl/>
+              <w:bidi w:val="0"/>
+              <w:spacing w:before="0" w:after="0"/>
+              <w:jc w:val="start"/>
+              <w:rPr>
+                <w:sz w:val="20"/>
+                <w:szCs w:val="20"/>
+              </w:rPr>
+            </w:pPr>
+            <w:r>
+              <w:rPr>
+                <w:sz w:val="20"/>
+                <w:szCs w:val="20"/>
+              </w:rPr>
+            </w:r>
+          </w:p>
+          <w:p>
+            <w:pPr>
+              <w:pStyle w:val="Normal"/>
+              <w:widowControl/>
+              <w:bidi w:val="0"/>
+              <w:spacing w:before="0" w:after="0"/>
+              <w:jc w:val="start"/>
+              <w:rPr>
+                <w:sz w:val="20"/>
+                <w:szCs w:val="20"/>
+              </w:rPr>
+            </w:pPr>
+            <w:r>
+              <w:rPr>
+                <w:sz w:val="20"/>
+                <w:szCs w:val="20"/>
+              </w:rPr>
+            </w:r>
+          </w:p>
+          <w:p>
+            <w:pPr>
+              <w:pStyle w:val="Normal"/>
+              <w:widowControl/>
+              <w:bidi w:val="0"/>
+              <w:spacing w:before="0" w:after="0"/>
+              <w:jc w:val="start"/>
+              <w:rPr>
+                <w:sz w:val="20"/>
+                <w:szCs w:val="20"/>
+              </w:rPr>
+            </w:pPr>
+            <w:r>
+              <w:rPr>
+                <w:sz w:val="20"/>
+                <w:szCs w:val="20"/>
+              </w:rPr>
+            </w:r>
+          </w:p>
+          <w:p>
+            <w:pPr>
+              <w:pStyle w:val="Normal"/>
+              <w:widowControl/>
+              <w:bidi w:val="0"/>
+              <w:spacing w:before="0" w:after="0"/>
+              <w:jc w:val="start"/>
+              <w:rPr>
+                <w:sz w:val="20"/>
+                <w:szCs w:val="20"/>
+              </w:rPr>
+            </w:pPr>
+            <w:r>
+              <w:rPr>
+                <w:sz w:val="20"/>
+                <w:szCs w:val="20"/>
+              </w:rPr>
+            </w:r>
+          </w:p>
+          <w:p>
+            <w:pPr>
+              <w:pStyle w:val="Normal"/>
+              <w:widowControl/>
+              <w:bidi w:val="0"/>
+              <w:spacing w:before="0" w:after="0"/>
+              <w:jc w:val="start"/>
+              <w:rPr>
+                <w:sz w:val="20"/>
+                <w:szCs w:val="20"/>
+              </w:rPr>
+            </w:pPr>
+            <w:r>
+              <w:rPr>
+                <w:sz w:val="20"/>
+                <w:szCs w:val="20"/>
+              </w:rPr>
+            </w:r>
+          </w:p>
+          <w:p>
+            <w:pPr>
+              <w:pStyle w:val="Normal"/>
+              <w:widowControl/>
+              <w:bidi w:val="0"/>
+              <w:spacing w:before="0" w:after="0"/>
+              <w:jc w:val="start"/>
+              <w:rPr>
+                <w:sz w:val="20"/>
+                <w:szCs w:val="20"/>
+              </w:rPr>
+            </w:pPr>
+            <w:r>
+              <w:rPr>
+                <w:sz w:val="20"/>
+                <w:szCs w:val="20"/>
+              </w:rPr>
+            </w:r>
+          </w:p>
+          <w:p>
+            <w:pPr>
+              <w:pStyle w:val="Normal"/>
+              <w:widowControl/>
+              <w:bidi w:val="0"/>
+              <w:spacing w:before="0" w:after="0"/>
+              <w:jc w:val="start"/>
+              <w:rPr>
+                <w:sz w:val="20"/>
+                <w:szCs w:val="20"/>
+              </w:rPr>
+            </w:pPr>
+            <w:r>
+              <w:rPr>
+                <w:sz w:val="20"/>
+                <w:szCs w:val="20"/>
+              </w:rPr>
+            </w:r>
+          </w:p>
+          <w:p>
+            <w:pPr>
+              <w:pStyle w:val="Normal"/>
+              <w:widowControl/>
+              <w:bidi w:val="0"/>
+              <w:spacing w:before="0" w:after="0"/>
+              <w:jc w:val="start"/>
+              <w:rPr>
+                <w:sz w:val="20"/>
+                <w:szCs w:val="20"/>
+              </w:rPr>
+            </w:pPr>
+            <w:r>
+              <w:rPr>
+                <w:sz w:val="20"/>
+                <w:szCs w:val="20"/>
+              </w:rPr>
+            </w:r>
+          </w:p>
+          <w:p>
+            <w:pPr>
+              <w:pStyle w:val="Normal"/>
+              <w:widowControl/>
+              <w:bidi w:val="0"/>
+              <w:spacing w:before="0" w:after="0"/>
+              <w:jc w:val="start"/>
+              <w:rPr>
+                <w:sz w:val="20"/>
+                <w:szCs w:val="20"/>
+              </w:rPr>
+            </w:pPr>
+            <w:r>
+              <w:rPr>
+                <w:sz w:val="20"/>
+                <w:szCs w:val="20"/>
+              </w:rPr>
+            </w:r>
+          </w:p>
+          <w:p>
+            <w:pPr>
+              <w:pStyle w:val="Normal"/>
+              <w:widowControl/>
+              <w:bidi w:val="0"/>
+              <w:spacing w:before="0" w:after="0"/>
+              <w:jc w:val="start"/>
+              <w:rPr>
+                <w:sz w:val="20"/>
+                <w:szCs w:val="20"/>
+              </w:rPr>
+            </w:pPr>
+            <w:r>
+              <w:rPr>
+                <w:sz w:val="20"/>
+                <w:szCs w:val="20"/>
+              </w:rPr>
+            </w:r>
+          </w:p>
+          <w:p>
+            <w:pPr>
+              <w:pStyle w:val="Normal"/>
+              <w:widowControl/>
+              <w:bidi w:val="0"/>
+              <w:spacing w:before="0" w:after="0"/>
+              <w:jc w:val="start"/>
+              <w:rPr>
+                <w:sz w:val="20"/>
+                <w:szCs w:val="20"/>
+              </w:rPr>
+            </w:pPr>
+            <w:r>
+              <w:rPr>
+                <w:sz w:val="20"/>
+                <w:szCs w:val="20"/>
+              </w:rPr>
+            </w:r>
+          </w:p>
+          <w:p>
+            <w:pPr>
+              <w:pStyle w:val="Normal"/>
+              <w:widowControl/>
+              <w:bidi w:val="0"/>
+              <w:spacing w:before="0" w:after="0"/>
+              <w:jc w:val="start"/>
+              <w:rPr>
+                <w:sz w:val="20"/>
+                <w:szCs w:val="20"/>
+              </w:rPr>
+            </w:pPr>
+            <w:r>
+              <w:rPr>
+                <w:sz w:val="20"/>
+                <w:szCs w:val="20"/>
+              </w:rPr>
+            </w:r>
+          </w:p>
+          <w:p>
+            <w:pPr>
+              <w:pStyle w:val="Normal"/>
+              <w:widowControl/>
+              <w:bidi w:val="0"/>
+              <w:spacing w:before="0" w:after="0"/>
+              <w:jc w:val="start"/>
+              <w:rPr>
+                <w:sz w:val="20"/>
+                <w:szCs w:val="20"/>
+              </w:rPr>
+            </w:pPr>
+            <w:r>
+              <w:rPr>
+                <w:sz w:val="20"/>
+                <w:szCs w:val="20"/>
+              </w:rPr>
+            </w:r>
+          </w:p>
+          <w:p>
+            <w:pPr>
+              <w:pStyle w:val="Normal"/>
+              <w:widowControl/>
+              <w:bidi w:val="0"/>
+              <w:spacing w:before="0" w:after="0"/>
+              <w:jc w:val="start"/>
+              <w:rPr>
+                <w:sz w:val="20"/>
+                <w:szCs w:val="20"/>
+              </w:rPr>
+            </w:pPr>
+            <w:r>
+              <w:rPr>
+                <w:sz w:val="20"/>
+                <w:szCs w:val="20"/>
+              </w:rPr>
+            </w:r>
+          </w:p>
+          <w:p>
+            <w:pPr>
+              <w:pStyle w:val="Normal"/>
+              <w:widowControl/>
+              <w:bidi w:val="0"/>
+              <w:spacing w:before="0" w:after="0"/>
+              <w:jc w:val="start"/>
+              <w:rPr>
+                <w:sz w:val="20"/>
+                <w:szCs w:val="20"/>
+              </w:rPr>
+            </w:pPr>
+            <w:r>
+              <w:rPr>
+                <w:sz w:val="20"/>
+                <w:szCs w:val="20"/>
+              </w:rPr>
+            </w:r>
+          </w:p>
+          <w:p>
+            <w:pPr>
+              <w:pStyle w:val="Normal"/>
+              <w:widowControl/>
+              <w:bidi w:val="0"/>
+              <w:spacing w:before="0" w:after="0"/>
+              <w:jc w:val="start"/>
+              <w:rPr>
+                <w:sz w:val="20"/>
+                <w:szCs w:val="20"/>
+              </w:rPr>
+            </w:pPr>
+            <w:r>
+              <w:rPr>
+                <w:sz w:val="20"/>
+                <w:szCs w:val="20"/>
+              </w:rPr>
+            </w:r>
+          </w:p>
+        </w:tc>
+        <w:tc>
+          <w:tcPr>
+            <w:tcW w:w="1185" w:type="dxa"/>
+            <w:tcBorders/>
+          </w:tcPr>
+          <w:p>
+            <w:pPr>
+              <w:pStyle w:val="Normal"/>
+              <w:widowControl/>
+              <w:bidi w:val="0"/>
+              <w:spacing w:before="0" w:after="0"/>
+              <w:jc w:val="start"/>
+              <w:rPr>
+                <w:sz w:val="20"/>
+                <w:szCs w:val="20"/>
+              </w:rPr>
+            </w:pPr>
+            <w:r>
+              <w:rPr>
+                <w:sz w:val="20"/>
+                <w:szCs w:val="20"/>
+              </w:rPr>
+            </w:r>
+          </w:p>
+          <w:p>
+            <w:pPr>
+              <w:pStyle w:val="Normal"/>
+              <w:widowControl/>
+              <w:bidi w:val="0"/>
+              <w:spacing w:before="0" w:after="0"/>
+              <w:jc w:val="start"/>
+              <w:rPr>
+                <w:sz w:val="20"/>
+                <w:szCs w:val="20"/>
+              </w:rPr>
+            </w:pPr>
+            <w:r>
+              <w:rPr>
+                <w:sz w:val="20"/>
+                <w:szCs w:val="20"/>
+              </w:rPr>
+            </w:r>
+          </w:p>
+          <w:p>
+            <w:pPr>
+              <w:pStyle w:val="Normal"/>
+              <w:widowControl/>
+              <w:bidi w:val="0"/>
+              <w:spacing w:before="0" w:after="0"/>
+              <w:jc w:val="start"/>
+              <w:rPr>
+                <w:sz w:val="20"/>
+                <w:szCs w:val="20"/>
+              </w:rPr>
+            </w:pPr>
+            <w:r>
+              <w:rPr>
+                <w:sz w:val="20"/>
+                <w:szCs w:val="20"/>
+                <w:lang w:val="en-GB" w:bidi="ar-SA"/>
+              </w:rPr>
+              <w:t xml:space="preserve">Log Daily Health Information  </w:t>
+            </w:r>
+          </w:p>
+        </w:tc>
+        <w:tc>
+          <w:tcPr>
+            <w:tcW w:w="1635" w:type="dxa"/>
+            <w:tcBorders/>
+          </w:tcPr>
+          <w:tbl>
+            <w:tblPr>
+              <w:tblW w:w="104" w:type="dxa"/>
+              <w:jc w:val="start"/>
+              <w:tblInd w:w="2" w:type="dxa"/>
+              <w:tblLayout w:type="fixed"/>
+              <w:tblCellMar>
+                <w:top w:w="15" w:type="dxa"/>
+                <w:start w:w="15" w:type="dxa"/>
+                <w:bottom w:w="15" w:type="dxa"/>
+                <w:end w:w="15" w:type="dxa"/>
+              </w:tblCellMar>
+              <w:tblLook w:firstRow="1" w:noVBand="1" w:lastRow="0" w:firstColumn="1" w:lastColumn="0" w:noHBand="0" w:val="04a0"/>
+            </w:tblPr>
+            <w:tblGrid>
+              <w:gridCol w:w="104"/>
+            </w:tblGrid>
+            <w:tr>
+              <w:trPr>
+                <w:trHeight w:val="7" w:hRule="exact"/>
+              </w:trPr>
+              <w:tc>
+                <w:tcPr>
+                  <w:tcW w:w="104" w:type="dxa"/>
+                  <w:tcBorders/>
+                  <w:vAlign w:val="center"/>
+                </w:tcPr>
+                <w:p>
+                  <w:pPr>
+                    <w:pStyle w:val="Normal"/>
+                    <w:bidi w:val="0"/>
+                    <w:jc w:val="start"/>
+                    <w:rPr>
+                      <w:sz w:val="20"/>
+                      <w:szCs w:val="20"/>
+                    </w:rPr>
+                  </w:pPr>
+                  <w:r>
+                    <w:rPr>
+                      <w:sz w:val="20"/>
+                      <w:szCs w:val="20"/>
+                    </w:rPr>
+                  </w:r>
+                </w:p>
+              </w:tc>
+            </w:tr>
+          </w:tbl>
+          <w:p>
+            <w:pPr>
+              <w:pStyle w:val="Normal"/>
+              <w:bidi w:val="0"/>
+              <w:jc w:val="start"/>
+              <w:rPr>
+                <w:vanish/>
+                <w:sz w:val="20"/>
+                <w:szCs w:val="20"/>
+              </w:rPr>
+            </w:pPr>
+            <w:r>
+              <w:rPr>
+                <w:sz w:val="20"/>
+                <w:szCs w:val="20"/>
+              </w:rPr>
+              <w:t xml:space="preserve">As an older adult managing multiple health conditions, I want to easily log my daily health information and view simple graphs, so that I can understand how my health is changing over time and share accurate information with my healthcare professional. </w:t>
+            </w:r>
+          </w:p>
+          <w:p>
+            <w:pPr>
+              <w:pStyle w:val="Normal"/>
+              <w:bidi w:val="0"/>
+              <w:jc w:val="start"/>
+              <w:rPr>
+                <w:sz w:val="20"/>
+                <w:szCs w:val="20"/>
+              </w:rPr>
+            </w:pPr>
+            <w:r>
+              <w:rPr>
+                <w:sz w:val="20"/>
+                <w:szCs w:val="20"/>
+              </w:rPr>
+            </w:r>
+          </w:p>
+        </w:tc>
+        <w:tc>
+          <w:tcPr>
+            <w:tcW w:w="1319" w:type="dxa"/>
+            <w:tcBorders/>
+          </w:tcPr>
+          <w:p>
+            <w:pPr>
+              <w:pStyle w:val="Normal"/>
+              <w:widowControl/>
+              <w:bidi w:val="0"/>
+              <w:spacing w:before="0" w:after="0"/>
+              <w:jc w:val="center"/>
+              <w:rPr>
+                <w:sz w:val="20"/>
+                <w:szCs w:val="20"/>
+              </w:rPr>
+            </w:pPr>
+            <w:r>
+              <w:rPr>
+                <w:sz w:val="20"/>
+                <w:szCs w:val="20"/>
+              </w:rPr>
+            </w:r>
+          </w:p>
+          <w:p>
+            <w:pPr>
+              <w:pStyle w:val="Normal"/>
+              <w:widowControl/>
+              <w:bidi w:val="0"/>
+              <w:spacing w:before="0" w:after="0"/>
+              <w:jc w:val="start"/>
+              <w:rPr>
+                <w:sz w:val="20"/>
+                <w:szCs w:val="20"/>
+              </w:rPr>
+            </w:pPr>
+            <w:r>
+              <w:rPr>
+                <w:sz w:val="20"/>
+                <w:szCs w:val="20"/>
+                <w:lang w:val="en-GB" w:bidi="ar-SA"/>
+              </w:rPr>
+              <w:t>Given the user is on the health data entry form when they interact with the input fields then they should be able to enter data simply</w:t>
+            </w:r>
+          </w:p>
+          <w:p>
+            <w:pPr>
+              <w:pStyle w:val="Normal"/>
+              <w:widowControl/>
+              <w:bidi w:val="0"/>
+              <w:spacing w:before="0" w:after="0"/>
+              <w:jc w:val="start"/>
+              <w:rPr>
+                <w:sz w:val="20"/>
+                <w:szCs w:val="20"/>
+              </w:rPr>
+            </w:pPr>
+            <w:r>
+              <w:rPr>
+                <w:sz w:val="20"/>
+                <w:szCs w:val="20"/>
+              </w:rPr>
+            </w:r>
+          </w:p>
+          <w:p>
+            <w:pPr>
+              <w:pStyle w:val="Normal"/>
+              <w:widowControl/>
+              <w:bidi w:val="0"/>
+              <w:spacing w:before="0" w:after="0"/>
+              <w:jc w:val="start"/>
+              <w:rPr>
+                <w:sz w:val="20"/>
+                <w:szCs w:val="20"/>
+              </w:rPr>
+            </w:pPr>
+            <w:r>
+              <w:rPr>
+                <w:sz w:val="20"/>
+                <w:szCs w:val="20"/>
+                <w:lang w:val="en-GB" w:bidi="ar-SA"/>
+              </w:rPr>
+              <w:t>Given the user has completed the form when they submit their health data then the system should display a clear confirmation message indicating the submission was successful</w:t>
+            </w:r>
+          </w:p>
+          <w:p>
+            <w:pPr>
+              <w:pStyle w:val="Normal"/>
+              <w:widowControl/>
+              <w:bidi w:val="0"/>
+              <w:spacing w:before="0" w:after="0"/>
+              <w:jc w:val="start"/>
+              <w:rPr>
+                <w:sz w:val="20"/>
+                <w:szCs w:val="20"/>
+              </w:rPr>
+            </w:pPr>
+            <w:r>
+              <w:rPr>
+                <w:sz w:val="20"/>
+                <w:szCs w:val="20"/>
+              </w:rPr>
+            </w:r>
+          </w:p>
+          <w:p>
+            <w:pPr>
+              <w:pStyle w:val="Normal"/>
+              <w:widowControl/>
+              <w:bidi w:val="0"/>
+              <w:spacing w:before="0" w:after="0"/>
+              <w:jc w:val="start"/>
+              <w:rPr>
+                <w:sz w:val="20"/>
+                <w:szCs w:val="20"/>
+              </w:rPr>
+            </w:pPr>
+            <w:r>
+              <w:rPr>
+                <w:sz w:val="20"/>
+                <w:szCs w:val="20"/>
+                <w:lang w:val="en-GB" w:bidi="ar-SA"/>
+              </w:rPr>
+              <w:t>Given the user has submitted valid health data when the system processes the submission then the data should be saved and stored correctly in the user’s record</w:t>
+            </w:r>
+          </w:p>
+          <w:p>
+            <w:pPr>
+              <w:pStyle w:val="Normal"/>
+              <w:widowControl/>
+              <w:bidi w:val="0"/>
+              <w:spacing w:before="0" w:after="0"/>
+              <w:jc w:val="start"/>
+              <w:rPr>
+                <w:sz w:val="20"/>
+                <w:szCs w:val="20"/>
+              </w:rPr>
+            </w:pPr>
+            <w:r>
+              <w:rPr>
+                <w:sz w:val="20"/>
+                <w:szCs w:val="20"/>
+              </w:rPr>
+            </w:r>
+          </w:p>
+        </w:tc>
+        <w:tc>
+          <w:tcPr>
+            <w:tcW w:w="907" w:type="dxa"/>
+            <w:tcBorders/>
+          </w:tcPr>
+          <w:p>
+            <w:pPr>
+              <w:pStyle w:val="Normal"/>
+              <w:widowControl/>
+              <w:bidi w:val="0"/>
+              <w:spacing w:before="0" w:after="0"/>
+              <w:jc w:val="start"/>
+              <w:rPr>
+                <w:sz w:val="20"/>
+                <w:szCs w:val="20"/>
+              </w:rPr>
+            </w:pPr>
+            <w:r>
+              <w:rPr>
+                <w:sz w:val="20"/>
+                <w:szCs w:val="20"/>
+              </w:rPr>
+            </w:r>
+          </w:p>
+          <w:p>
+            <w:pPr>
+              <w:pStyle w:val="Normal"/>
+              <w:widowControl/>
+              <w:bidi w:val="0"/>
+              <w:spacing w:before="0" w:after="0"/>
+              <w:jc w:val="start"/>
+              <w:rPr>
+                <w:sz w:val="20"/>
+                <w:szCs w:val="20"/>
+              </w:rPr>
+            </w:pPr>
+            <w:r>
+              <w:rPr>
+                <w:sz w:val="20"/>
+                <w:szCs w:val="20"/>
+              </w:rPr>
+            </w:r>
+          </w:p>
+          <w:p>
+            <w:pPr>
+              <w:pStyle w:val="Normal"/>
+              <w:widowControl/>
+              <w:bidi w:val="0"/>
+              <w:spacing w:before="0" w:after="0"/>
+              <w:jc w:val="start"/>
+              <w:rPr>
+                <w:sz w:val="20"/>
+                <w:szCs w:val="20"/>
+              </w:rPr>
+            </w:pPr>
+            <w:r>
+              <w:rPr>
+                <w:sz w:val="20"/>
+                <w:szCs w:val="20"/>
+                <w:lang w:val="en-GB" w:bidi="ar-SA"/>
+              </w:rPr>
+              <w:t>MUST</w:t>
+            </w:r>
+          </w:p>
+        </w:tc>
+        <w:tc>
+          <w:tcPr>
+            <w:tcW w:w="1615" w:type="dxa"/>
+            <w:tcBorders/>
+          </w:tcPr>
+          <w:p>
+            <w:pPr>
+              <w:pStyle w:val="Normal"/>
+              <w:widowControl/>
+              <w:bidi w:val="0"/>
+              <w:spacing w:before="0" w:after="0"/>
+              <w:jc w:val="start"/>
+              <w:rPr>
+                <w:sz w:val="20"/>
+                <w:szCs w:val="20"/>
+              </w:rPr>
+            </w:pPr>
+            <w:r>
+              <w:rPr>
+                <w:sz w:val="20"/>
+                <w:szCs w:val="20"/>
+                <w:lang w:val="en-GB" w:bidi="ar-SA"/>
+              </w:rPr>
+              <w:t>This is a core feature that directly supports independent living and facilitates communication between older adults and healthcare professionals</w:t>
+            </w:r>
+          </w:p>
+        </w:tc>
+        <w:tc>
+          <w:tcPr>
+            <w:tcW w:w="938" w:type="dxa"/>
+            <w:tcBorders/>
+          </w:tcPr>
+          <w:p>
+            <w:pPr>
+              <w:pStyle w:val="Normal"/>
+              <w:widowControl/>
+              <w:bidi w:val="0"/>
+              <w:spacing w:before="0" w:after="0"/>
+              <w:jc w:val="start"/>
+              <w:rPr>
+                <w:sz w:val="20"/>
+                <w:szCs w:val="20"/>
+              </w:rPr>
+            </w:pPr>
+            <w:r>
+              <w:rPr>
+                <w:sz w:val="20"/>
+                <w:szCs w:val="20"/>
+                <w:lang w:val="en-GB" w:bidi="ar-SA"/>
+              </w:rPr>
+              <w:t>Henry</w:t>
             </w:r>
           </w:p>
         </w:tc>
